--- a/John-Eakin-Statement-of-Qualifications.docx
+++ b/John-Eakin-Statement-of-Qualifications.docx
@@ -70,7 +70,7 @@
         </w:rPr>
         <w:t xml:space="preserve">Web: </w:t>
       </w:r>
-      <w:hyperlink w:history="1" r:id="rId96skhvpdoop5fe3acrnha">
+      <w:hyperlink w:history="1" r:id="rIdmtqvaucenqoudiojujgjg">
         <w:r>
           <w:rPr>
             <w:rStyle w:val="Hyperlink"/>
@@ -88,7 +88,7 @@
         </w:rPr>
         <w:t xml:space="preserve">	Firm GitHub: </w:t>
       </w:r>
-      <w:hyperlink w:history="1" r:id="rIdyixckbfhg4zs4maw8if41">
+      <w:hyperlink w:history="1" r:id="rIdkysz5lmcxasqgh0fdwyt-">
         <w:r>
           <w:rPr>
             <w:rStyle w:val="Hyperlink"/>
@@ -114,7 +114,7 @@
         </w:rPr>
         <w:t xml:space="preserve">Personal GitHub: </w:t>
       </w:r>
-      <w:hyperlink w:history="1" r:id="rIdthjc5madlypas-xhnjukq">
+      <w:hyperlink w:history="1" r:id="rIdnwwwohrdfkpk6hedj3bbs">
         <w:r>
           <w:rPr>
             <w:rStyle w:val="Hyperlink"/>
@@ -132,7 +132,7 @@
         </w:rPr>
         <w:t xml:space="preserve">	Investigation repository: </w:t>
       </w:r>
-      <w:hyperlink w:history="1" r:id="rIdxc9cqyssas1mslr8zgkln">
+      <w:hyperlink w:history="1" r:id="rIdf8lsbvioxo7bdif4bftnh">
         <w:r>
           <w:rPr>
             <w:rStyle w:val="Hyperlink"/>
@@ -2750,7 +2750,7 @@
           <w:sz w:val="28"/>
           <w:szCs w:val="28"/>
         </w:rPr>
-        <w:t xml:space="preserve">Responsible-Use Posture</w:t>
+        <w:t xml:space="preserve">Open Source Contributions</w:t>
       </w:r>
     </w:p>
     <w:p>
@@ -2763,7 +2763,52 @@
           <w:sz w:val="22"/>
           <w:szCs w:val="22"/>
         </w:rPr>
-        <w:t xml:space="preserve">Stylometric and embedding-based analysis can be misused. Abstract Data’s standing policy — encoded in the project’s docs/GUARDRAILS.md and README — is that these techniques identify statistical signals, not individual guilt, and that findings are always delivered with their methodological caveats intact.</w:t>
+        <w:t xml:space="preserve">Beyond the Abstract Data portfolio, Mr. Eakin is an active contributor to high-profile open-source projects in the AI- and code-intelligence space. The most substantial recent contributions are to </w:t>
+      </w:r>
+      <w:r>
+        <w:rPr>
+          <w:b/>
+          <w:bCs/>
+          <w:sz w:val="22"/>
+          <w:szCs w:val="22"/>
+        </w:rPr>
+        <w:t xml:space="preserve">GitNexus</w:t>
+      </w:r>
+      <w:r>
+        <w:rPr>
+          <w:sz w:val="22"/>
+          <w:szCs w:val="22"/>
+        </w:rPr>
+        <w:t xml:space="preserve"> (</w:t>
+      </w:r>
+      <w:r>
+        <w:rPr>
+          <w:sz w:val="22"/>
+          <w:szCs w:val="22"/>
+        </w:rPr>
+      </w:r>
+      <w:r>
+        <w:rPr>
+          <w:sz w:val="22"/>
+          <w:szCs w:val="22"/>
+        </w:rPr>
+        <w:t xml:space="preserve">), the “zero-server code-intelligence engine” — a client-side knowledge-graph builder and Graph-RAG agent over codebases.</w:t>
+      </w:r>
+    </w:p>
+    <w:p>
+      <w:pPr>
+        <w:pStyle w:val="Heading2"/>
+        <w:spacing w:after="80" w:before="200"/>
+      </w:pPr>
+      <w:r>
+        <w:rPr>
+          <w:b/>
+          <w:bCs/>
+          <w:color w:val="11141A"/>
+          <w:sz w:val="24"/>
+          <w:szCs w:val="24"/>
+        </w:rPr>
+        <w:t xml:space="preserve">Project Context (as of April 24, 2026)</w:t>
       </w:r>
     </w:p>
     <w:p>
@@ -2777,10 +2822,35 @@
       </w:pPr>
       <w:r>
         <w:rPr>
-          <w:sz w:val="22"/>
-          <w:szCs w:val="22"/>
-        </w:rPr>
-        <w:t xml:space="preserve">The pipeline reports convergence between independent lenses; single-lens signals are surfaced as indeterminate.</w:t>
+          <w:b/>
+          <w:bCs/>
+          <w:sz w:val="22"/>
+          <w:szCs w:val="22"/>
+        </w:rPr>
+        <w:t xml:space="preserve">28,829 GitHub stars</w:t>
+      </w:r>
+      <w:r>
+        <w:rPr>
+          <w:sz w:val="22"/>
+          <w:szCs w:val="22"/>
+        </w:rPr>
+        <w:t xml:space="preserve"> and </w:t>
+      </w:r>
+      <w:r>
+        <w:rPr>
+          <w:b/>
+          <w:bCs/>
+          <w:sz w:val="22"/>
+          <w:szCs w:val="22"/>
+        </w:rPr>
+        <w:t xml:space="preserve">3,321 forks</w:t>
+      </w:r>
+      <w:r>
+        <w:rPr>
+          <w:sz w:val="22"/>
+          <w:szCs w:val="22"/>
+        </w:rPr>
+        <w:t xml:space="preserve"> on the upstream repository — placing it among the most-starred TypeScript projects launched in the past year.</w:t>
       </w:r>
     </w:p>
     <w:p>
@@ -2797,7 +2867,23 @@
           <w:sz w:val="22"/>
           <w:szCs w:val="22"/>
         </w:rPr>
-        <w:t xml:space="preserve">Author-level findings are accompanied by confidence intervals, effect sizes, and the full list of features that moved.</w:t>
+        <w:t xml:space="preserve">Featured on </w:t>
+      </w:r>
+      <w:r>
+        <w:rPr>
+          <w:b/>
+          <w:bCs/>
+          <w:sz w:val="22"/>
+          <w:szCs w:val="22"/>
+        </w:rPr>
+        <w:t xml:space="preserve">Trendshift</w:t>
+      </w:r>
+      <w:r>
+        <w:rPr>
+          <w:sz w:val="22"/>
+          <w:szCs w:val="22"/>
+        </w:rPr>
+        <w:t xml:space="preserve"> as repository #19809, a curated tracker for rapidly-rising GitHub projects.</w:t>
       </w:r>
     </w:p>
     <w:p>
@@ -2814,7 +2900,7 @@
           <w:sz w:val="22"/>
           <w:szCs w:val="22"/>
         </w:rPr>
-        <w:t xml:space="preserve">Raw corpora, intermediate features, and analysis artifacts are preserved so a third-party reviewer can re-run or contest any figure in the report.</w:t>
+        <w:t xml:space="preserve">Created on August 2, 2025; under active development with 96 subscribers, 286 open issues, and a parallel commercial / self-hosted SaaS offering at akonlabs.com.</w:t>
       </w:r>
     </w:p>
     <w:p>
@@ -2831,7 +2917,1447 @@
           <w:sz w:val="22"/>
           <w:szCs w:val="22"/>
         </w:rPr>
-        <w:t xml:space="preserve">No scraping occurs outside the publicly accessible WordPress REST surface of the subject publication; PII handling rules are documented and enforced in code.</w:t>
+        <w:t xml:space="preserve">The project is widely contributed to by AI coding agents (Claude Code, Cursor, GitHub Copilot) alongside human developers, making contribution governance a first-class concern — the exact problem domain Mr. Eakin specializes in commercially.</w:t>
+      </w:r>
+    </w:p>
+    <w:p>
+      <w:pPr>
+        <w:pStyle w:val="Heading2"/>
+        <w:spacing w:after="80" w:before="200"/>
+      </w:pPr>
+      <w:r>
+        <w:rPr>
+          <w:b/>
+          <w:bCs/>
+          <w:color w:val="11141A"/>
+          <w:sz w:val="24"/>
+          <w:szCs w:val="24"/>
+        </w:rPr>
+        <w:t xml:space="preserve">Merged Pull Requests — March 23–25, 2026</w:t>
+      </w:r>
+    </w:p>
+    <w:p>
+      <w:pPr>
+        <w:spacing w:after="120" w:line="300"/>
+        <w:jc w:val="both"/>
+      </w:pPr>
+      <w:r>
+        <w:rPr>
+          <w:sz w:val="22"/>
+          <w:szCs w:val="22"/>
+        </w:rPr>
+        <w:t xml:space="preserve">Six pull requests authored by John Eakin were reviewed and merged into the upstream GitNexus repository over a three-day window. The contributions are summarized below; diff sizes are taken directly from the GitHub API.</w:t>
+      </w:r>
+    </w:p>
+    <w:tbl>
+      <w:tblPr>
+        <w:tblW w:type="dxa" w:w="9360"/>
+        <w:tblBorders>
+          <w:top w:val="single" w:color="auto" w:sz="4"/>
+          <w:left w:val="single" w:color="auto" w:sz="4"/>
+          <w:bottom w:val="single" w:color="auto" w:sz="4"/>
+          <w:right w:val="single" w:color="auto" w:sz="4"/>
+          <w:insideH w:val="single" w:color="auto" w:sz="4"/>
+          <w:insideV w:val="single" w:color="auto" w:sz="4"/>
+        </w:tblBorders>
+      </w:tblPr>
+      <w:tblGrid>
+        <w:gridCol w:w="700"/>
+        <w:gridCol w:w="800"/>
+        <w:gridCol w:w="5060"/>
+        <w:gridCol w:w="1400"/>
+        <w:gridCol w:w="1400"/>
+      </w:tblGrid>
+      <w:tr>
+        <w:trPr>
+          <w:tblHeader/>
+        </w:trPr>
+        <w:tc>
+          <w:tcPr>
+            <w:tcW w:type="dxa" w:w="700"/>
+            <w:tcBorders>
+              <w:top w:val="single" w:color="CCCCCC" w:sz="1"/>
+              <w:left w:val="single" w:color="CCCCCC" w:sz="1"/>
+              <w:bottom w:val="single" w:color="CCCCCC" w:sz="1"/>
+              <w:right w:val="single" w:color="CCCCCC" w:sz="1"/>
+            </w:tcBorders>
+            <w:shd w:fill="11141A" w:val="clear"/>
+            <w:tcMar>
+              <w:top w:type="dxa" w:w="80"/>
+              <w:left w:type="dxa" w:w="100"/>
+              <w:bottom w:type="dxa" w:w="80"/>
+              <w:right w:type="dxa" w:w="100"/>
+            </w:tcMar>
+          </w:tcPr>
+          <w:p>
+            <w:pPr>
+              <w:spacing w:after="0"/>
+            </w:pPr>
+            <w:r>
+              <w:rPr>
+                <w:b/>
+                <w:bCs/>
+                <w:color w:val="FFFFFF"/>
+                <w:sz w:val="18"/>
+                <w:szCs w:val="18"/>
+              </w:rPr>
+              <w:t xml:space="preserve">PR</w:t>
+            </w:r>
+          </w:p>
+        </w:tc>
+        <w:tc>
+          <w:tcPr>
+            <w:tcW w:type="dxa" w:w="800"/>
+            <w:tcBorders>
+              <w:top w:val="single" w:color="CCCCCC" w:sz="1"/>
+              <w:left w:val="single" w:color="CCCCCC" w:sz="1"/>
+              <w:bottom w:val="single" w:color="CCCCCC" w:sz="1"/>
+              <w:right w:val="single" w:color="CCCCCC" w:sz="1"/>
+            </w:tcBorders>
+            <w:shd w:fill="11141A" w:val="clear"/>
+            <w:tcMar>
+              <w:top w:type="dxa" w:w="80"/>
+              <w:left w:type="dxa" w:w="100"/>
+              <w:bottom w:type="dxa" w:w="80"/>
+              <w:right w:type="dxa" w:w="100"/>
+            </w:tcMar>
+          </w:tcPr>
+          <w:p>
+            <w:pPr>
+              <w:spacing w:after="0"/>
+            </w:pPr>
+            <w:r>
+              <w:rPr>
+                <w:b/>
+                <w:bCs/>
+                <w:color w:val="FFFFFF"/>
+                <w:sz w:val="18"/>
+                <w:szCs w:val="18"/>
+              </w:rPr>
+              <w:t xml:space="preserve">Type</w:t>
+            </w:r>
+          </w:p>
+        </w:tc>
+        <w:tc>
+          <w:tcPr>
+            <w:tcW w:type="dxa" w:w="5060"/>
+            <w:tcBorders>
+              <w:top w:val="single" w:color="CCCCCC" w:sz="1"/>
+              <w:left w:val="single" w:color="CCCCCC" w:sz="1"/>
+              <w:bottom w:val="single" w:color="CCCCCC" w:sz="1"/>
+              <w:right w:val="single" w:color="CCCCCC" w:sz="1"/>
+            </w:tcBorders>
+            <w:shd w:fill="11141A" w:val="clear"/>
+            <w:tcMar>
+              <w:top w:type="dxa" w:w="80"/>
+              <w:left w:type="dxa" w:w="100"/>
+              <w:bottom w:type="dxa" w:w="80"/>
+              <w:right w:type="dxa" w:w="100"/>
+            </w:tcMar>
+          </w:tcPr>
+          <w:p>
+            <w:pPr>
+              <w:spacing w:after="0"/>
+            </w:pPr>
+            <w:r>
+              <w:rPr>
+                <w:b/>
+                <w:bCs/>
+                <w:color w:val="FFFFFF"/>
+                <w:sz w:val="18"/>
+                <w:szCs w:val="18"/>
+              </w:rPr>
+              <w:t xml:space="preserve">Summary</w:t>
+            </w:r>
+          </w:p>
+        </w:tc>
+        <w:tc>
+          <w:tcPr>
+            <w:tcW w:type="dxa" w:w="1400"/>
+            <w:tcBorders>
+              <w:top w:val="single" w:color="CCCCCC" w:sz="1"/>
+              <w:left w:val="single" w:color="CCCCCC" w:sz="1"/>
+              <w:bottom w:val="single" w:color="CCCCCC" w:sz="1"/>
+              <w:right w:val="single" w:color="CCCCCC" w:sz="1"/>
+            </w:tcBorders>
+            <w:shd w:fill="11141A" w:val="clear"/>
+            <w:tcMar>
+              <w:top w:type="dxa" w:w="80"/>
+              <w:left w:type="dxa" w:w="100"/>
+              <w:bottom w:type="dxa" w:w="80"/>
+              <w:right w:type="dxa" w:w="100"/>
+            </w:tcMar>
+          </w:tcPr>
+          <w:p>
+            <w:pPr>
+              <w:spacing w:after="0"/>
+            </w:pPr>
+            <w:r>
+              <w:rPr>
+                <w:b/>
+                <w:bCs/>
+                <w:color w:val="FFFFFF"/>
+                <w:sz w:val="18"/>
+                <w:szCs w:val="18"/>
+              </w:rPr>
+              <w:t xml:space="preserve">Diff</w:t>
+            </w:r>
+          </w:p>
+        </w:tc>
+        <w:tc>
+          <w:tcPr>
+            <w:tcW w:type="dxa" w:w="1400"/>
+            <w:tcBorders>
+              <w:top w:val="single" w:color="CCCCCC" w:sz="1"/>
+              <w:left w:val="single" w:color="CCCCCC" w:sz="1"/>
+              <w:bottom w:val="single" w:color="CCCCCC" w:sz="1"/>
+              <w:right w:val="single" w:color="CCCCCC" w:sz="1"/>
+            </w:tcBorders>
+            <w:shd w:fill="11141A" w:val="clear"/>
+            <w:tcMar>
+              <w:top w:type="dxa" w:w="80"/>
+              <w:left w:type="dxa" w:w="100"/>
+              <w:bottom w:type="dxa" w:w="80"/>
+              <w:right w:type="dxa" w:w="100"/>
+            </w:tcMar>
+          </w:tcPr>
+          <w:p>
+            <w:pPr>
+              <w:spacing w:after="0"/>
+            </w:pPr>
+            <w:r>
+              <w:rPr>
+                <w:b/>
+                <w:bCs/>
+                <w:color w:val="FFFFFF"/>
+                <w:sz w:val="18"/>
+                <w:szCs w:val="18"/>
+              </w:rPr>
+              <w:t xml:space="preserve">Scope</w:t>
+            </w:r>
+          </w:p>
+        </w:tc>
+      </w:tr>
+      <w:tr>
+        <w:tc>
+          <w:tcPr>
+            <w:tcW w:type="dxa" w:w="700"/>
+            <w:tcBorders>
+              <w:top w:val="single" w:color="CCCCCC" w:sz="1"/>
+              <w:left w:val="single" w:color="CCCCCC" w:sz="1"/>
+              <w:bottom w:val="single" w:color="CCCCCC" w:sz="1"/>
+              <w:right w:val="single" w:color="CCCCCC" w:sz="1"/>
+            </w:tcBorders>
+            <w:tcMar>
+              <w:top w:type="dxa" w:w="80"/>
+              <w:left w:type="dxa" w:w="100"/>
+              <w:bottom w:type="dxa" w:w="80"/>
+              <w:right w:type="dxa" w:w="100"/>
+            </w:tcMar>
+          </w:tcPr>
+          <w:p>
+            <w:pPr>
+              <w:spacing w:after="0"/>
+              <w:jc w:val="center"/>
+            </w:pPr>
+            <w:r>
+              <w:rPr>
+                <w:b/>
+                <w:bCs/>
+                <w:color w:val="8B0000"/>
+                <w:sz w:val="18"/>
+                <w:szCs w:val="18"/>
+              </w:rPr>
+              <w:t xml:space="preserve">#474</w:t>
+            </w:r>
+          </w:p>
+        </w:tc>
+        <w:tc>
+          <w:tcPr>
+            <w:tcW w:type="dxa" w:w="800"/>
+            <w:tcBorders>
+              <w:top w:val="single" w:color="CCCCCC" w:sz="1"/>
+              <w:left w:val="single" w:color="CCCCCC" w:sz="1"/>
+              <w:bottom w:val="single" w:color="CCCCCC" w:sz="1"/>
+              <w:right w:val="single" w:color="CCCCCC" w:sz="1"/>
+            </w:tcBorders>
+            <w:tcMar>
+              <w:top w:type="dxa" w:w="80"/>
+              <w:left w:type="dxa" w:w="100"/>
+              <w:bottom w:type="dxa" w:w="80"/>
+              <w:right w:type="dxa" w:w="100"/>
+            </w:tcMar>
+          </w:tcPr>
+          <w:p>
+            <w:pPr>
+              <w:spacing w:after="0"/>
+              <w:jc w:val="center"/>
+            </w:pPr>
+            <w:r>
+              <w:rPr>
+                <w:rFonts w:ascii="Courier New" w:cs="Courier New" w:eastAsia="Courier New" w:hAnsi="Courier New"/>
+                <w:b/>
+                <w:bCs/>
+                <w:sz w:val="18"/>
+                <w:szCs w:val="18"/>
+              </w:rPr>
+              <w:t xml:space="preserve">fix</w:t>
+            </w:r>
+          </w:p>
+        </w:tc>
+        <w:tc>
+          <w:tcPr>
+            <w:tcW w:type="dxa" w:w="5060"/>
+            <w:tcBorders>
+              <w:top w:val="single" w:color="CCCCCC" w:sz="1"/>
+              <w:left w:val="single" w:color="CCCCCC" w:sz="1"/>
+              <w:bottom w:val="single" w:color="CCCCCC" w:sz="1"/>
+              <w:right w:val="single" w:color="CCCCCC" w:sz="1"/>
+            </w:tcBorders>
+            <w:tcMar>
+              <w:top w:type="dxa" w:w="80"/>
+              <w:left w:type="dxa" w:w="100"/>
+              <w:bottom w:type="dxa" w:w="80"/>
+              <w:right w:type="dxa" w:w="100"/>
+            </w:tcMar>
+          </w:tcPr>
+          <w:p>
+            <w:pPr>
+              <w:spacing w:after="0"/>
+              <w:jc w:val="left"/>
+            </w:pPr>
+            <w:r>
+              <w:rPr>
+                <w:sz w:val="18"/>
+                <w:szCs w:val="18"/>
+              </w:rPr>
+              <w:t xml:space="preserve">LadybugDB getAllRows, loadServerGraph, BM25, highlight clearing — fixes four critical bugs that broke server-connect mode entirely (every Cypher query in the web UI was silently failing).</w:t>
+            </w:r>
+          </w:p>
+        </w:tc>
+        <w:tc>
+          <w:tcPr>
+            <w:tcW w:type="dxa" w:w="1400"/>
+            <w:tcBorders>
+              <w:top w:val="single" w:color="CCCCCC" w:sz="1"/>
+              <w:left w:val="single" w:color="CCCCCC" w:sz="1"/>
+              <w:bottom w:val="single" w:color="CCCCCC" w:sz="1"/>
+              <w:right w:val="single" w:color="CCCCCC" w:sz="1"/>
+            </w:tcBorders>
+            <w:tcMar>
+              <w:top w:type="dxa" w:w="80"/>
+              <w:left w:type="dxa" w:w="100"/>
+              <w:bottom w:type="dxa" w:w="80"/>
+              <w:right w:type="dxa" w:w="100"/>
+            </w:tcMar>
+          </w:tcPr>
+          <w:p>
+            <w:pPr>
+              <w:spacing w:after="0"/>
+              <w:jc w:val="center"/>
+            </w:pPr>
+            <w:r>
+              <w:rPr>
+                <w:rFonts w:ascii="Courier New" w:cs="Courier New" w:eastAsia="Courier New" w:hAnsi="Courier New"/>
+                <w:sz w:val="18"/>
+                <w:szCs w:val="18"/>
+              </w:rPr>
+              <w:t xml:space="preserve">+491 / −189</w:t>
+            </w:r>
+          </w:p>
+        </w:tc>
+        <w:tc>
+          <w:tcPr>
+            <w:tcW w:type="dxa" w:w="1400"/>
+            <w:tcBorders>
+              <w:top w:val="single" w:color="CCCCCC" w:sz="1"/>
+              <w:left w:val="single" w:color="CCCCCC" w:sz="1"/>
+              <w:bottom w:val="single" w:color="CCCCCC" w:sz="1"/>
+              <w:right w:val="single" w:color="CCCCCC" w:sz="1"/>
+            </w:tcBorders>
+            <w:tcMar>
+              <w:top w:type="dxa" w:w="80"/>
+              <w:left w:type="dxa" w:w="100"/>
+              <w:bottom w:type="dxa" w:w="80"/>
+              <w:right w:type="dxa" w:w="100"/>
+            </w:tcMar>
+          </w:tcPr>
+          <w:p>
+            <w:pPr>
+              <w:spacing w:after="0"/>
+              <w:jc w:val="center"/>
+            </w:pPr>
+            <w:r>
+              <w:rPr>
+                <w:sz w:val="18"/>
+                <w:szCs w:val="18"/>
+              </w:rPr>
+              <w:t xml:space="preserve">10 files</w:t>
+            </w:r>
+          </w:p>
+        </w:tc>
+      </w:tr>
+      <w:tr>
+        <w:tc>
+          <w:tcPr>
+            <w:tcW w:type="dxa" w:w="700"/>
+            <w:tcBorders>
+              <w:top w:val="single" w:color="CCCCCC" w:sz="1"/>
+              <w:left w:val="single" w:color="CCCCCC" w:sz="1"/>
+              <w:bottom w:val="single" w:color="CCCCCC" w:sz="1"/>
+              <w:right w:val="single" w:color="CCCCCC" w:sz="1"/>
+            </w:tcBorders>
+            <w:tcMar>
+              <w:top w:type="dxa" w:w="80"/>
+              <w:left w:type="dxa" w:w="100"/>
+              <w:bottom w:type="dxa" w:w="80"/>
+              <w:right w:type="dxa" w:w="100"/>
+            </w:tcMar>
+          </w:tcPr>
+          <w:p>
+            <w:pPr>
+              <w:spacing w:after="0"/>
+              <w:jc w:val="center"/>
+            </w:pPr>
+            <w:r>
+              <w:rPr>
+                <w:b/>
+                <w:bCs/>
+                <w:color w:val="8B0000"/>
+                <w:sz w:val="18"/>
+                <w:szCs w:val="18"/>
+              </w:rPr>
+              <w:t xml:space="preserve">#475</w:t>
+            </w:r>
+          </w:p>
+        </w:tc>
+        <w:tc>
+          <w:tcPr>
+            <w:tcW w:type="dxa" w:w="800"/>
+            <w:tcBorders>
+              <w:top w:val="single" w:color="CCCCCC" w:sz="1"/>
+              <w:left w:val="single" w:color="CCCCCC" w:sz="1"/>
+              <w:bottom w:val="single" w:color="CCCCCC" w:sz="1"/>
+              <w:right w:val="single" w:color="CCCCCC" w:sz="1"/>
+            </w:tcBorders>
+            <w:tcMar>
+              <w:top w:type="dxa" w:w="80"/>
+              <w:left w:type="dxa" w:w="100"/>
+              <w:bottom w:type="dxa" w:w="80"/>
+              <w:right w:type="dxa" w:w="100"/>
+            </w:tcMar>
+          </w:tcPr>
+          <w:p>
+            <w:pPr>
+              <w:spacing w:after="0"/>
+              <w:jc w:val="center"/>
+            </w:pPr>
+            <w:r>
+              <w:rPr>
+                <w:rFonts w:ascii="Courier New" w:cs="Courier New" w:eastAsia="Courier New" w:hAnsi="Courier New"/>
+                <w:b/>
+                <w:bCs/>
+                <w:sz w:val="18"/>
+                <w:szCs w:val="18"/>
+              </w:rPr>
+              <w:t xml:space="preserve">fix</w:t>
+            </w:r>
+          </w:p>
+        </w:tc>
+        <w:tc>
+          <w:tcPr>
+            <w:tcW w:type="dxa" w:w="5060"/>
+            <w:tcBorders>
+              <w:top w:val="single" w:color="CCCCCC" w:sz="1"/>
+              <w:left w:val="single" w:color="CCCCCC" w:sz="1"/>
+              <w:bottom w:val="single" w:color="CCCCCC" w:sz="1"/>
+              <w:right w:val="single" w:color="CCCCCC" w:sz="1"/>
+            </w:tcBorders>
+            <w:tcMar>
+              <w:top w:type="dxa" w:w="80"/>
+              <w:left w:type="dxa" w:w="100"/>
+              <w:bottom w:type="dxa" w:w="80"/>
+              <w:right w:type="dxa" w:w="100"/>
+            </w:tcMar>
+          </w:tcPr>
+          <w:p>
+            <w:pPr>
+              <w:spacing w:after="0"/>
+              <w:jc w:val="left"/>
+            </w:pPr>
+            <w:r>
+              <w:rPr>
+                <w:sz w:val="18"/>
+                <w:szCs w:val="18"/>
+              </w:rPr>
+              <w:t xml:space="preserve">Cypher-injection guards, DOMPurify SVG sanitization, readOnly executeQuery default, prepared statements; ships 99 security-guard tests.</w:t>
+            </w:r>
+          </w:p>
+        </w:tc>
+        <w:tc>
+          <w:tcPr>
+            <w:tcW w:type="dxa" w:w="1400"/>
+            <w:tcBorders>
+              <w:top w:val="single" w:color="CCCCCC" w:sz="1"/>
+              <w:left w:val="single" w:color="CCCCCC" w:sz="1"/>
+              <w:bottom w:val="single" w:color="CCCCCC" w:sz="1"/>
+              <w:right w:val="single" w:color="CCCCCC" w:sz="1"/>
+            </w:tcBorders>
+            <w:tcMar>
+              <w:top w:type="dxa" w:w="80"/>
+              <w:left w:type="dxa" w:w="100"/>
+              <w:bottom w:type="dxa" w:w="80"/>
+              <w:right w:type="dxa" w:w="100"/>
+            </w:tcMar>
+          </w:tcPr>
+          <w:p>
+            <w:pPr>
+              <w:spacing w:after="0"/>
+              <w:jc w:val="center"/>
+            </w:pPr>
+            <w:r>
+              <w:rPr>
+                <w:rFonts w:ascii="Courier New" w:cs="Courier New" w:eastAsia="Courier New" w:hAnsi="Courier New"/>
+                <w:sz w:val="18"/>
+                <w:szCs w:val="18"/>
+              </w:rPr>
+              <w:t xml:space="preserve">+522 / −143</w:t>
+            </w:r>
+          </w:p>
+        </w:tc>
+        <w:tc>
+          <w:tcPr>
+            <w:tcW w:type="dxa" w:w="1400"/>
+            <w:tcBorders>
+              <w:top w:val="single" w:color="CCCCCC" w:sz="1"/>
+              <w:left w:val="single" w:color="CCCCCC" w:sz="1"/>
+              <w:bottom w:val="single" w:color="CCCCCC" w:sz="1"/>
+              <w:right w:val="single" w:color="CCCCCC" w:sz="1"/>
+            </w:tcBorders>
+            <w:tcMar>
+              <w:top w:type="dxa" w:w="80"/>
+              <w:left w:type="dxa" w:w="100"/>
+              <w:bottom w:type="dxa" w:w="80"/>
+              <w:right w:type="dxa" w:w="100"/>
+            </w:tcMar>
+          </w:tcPr>
+          <w:p>
+            <w:pPr>
+              <w:spacing w:after="0"/>
+              <w:jc w:val="center"/>
+            </w:pPr>
+            <w:r>
+              <w:rPr>
+                <w:sz w:val="18"/>
+                <w:szCs w:val="18"/>
+              </w:rPr>
+              <w:t xml:space="preserve">9 files</w:t>
+            </w:r>
+          </w:p>
+        </w:tc>
+      </w:tr>
+      <w:tr>
+        <w:tc>
+          <w:tcPr>
+            <w:tcW w:type="dxa" w:w="700"/>
+            <w:tcBorders>
+              <w:top w:val="single" w:color="CCCCCC" w:sz="1"/>
+              <w:left w:val="single" w:color="CCCCCC" w:sz="1"/>
+              <w:bottom w:val="single" w:color="CCCCCC" w:sz="1"/>
+              <w:right w:val="single" w:color="CCCCCC" w:sz="1"/>
+            </w:tcBorders>
+            <w:tcMar>
+              <w:top w:type="dxa" w:w="80"/>
+              <w:left w:type="dxa" w:w="100"/>
+              <w:bottom w:type="dxa" w:w="80"/>
+              <w:right w:type="dxa" w:w="100"/>
+            </w:tcMar>
+          </w:tcPr>
+          <w:p>
+            <w:pPr>
+              <w:spacing w:after="0"/>
+              <w:jc w:val="center"/>
+            </w:pPr>
+            <w:r>
+              <w:rPr>
+                <w:b/>
+                <w:bCs/>
+                <w:color w:val="8B0000"/>
+                <w:sz w:val="18"/>
+                <w:szCs w:val="18"/>
+              </w:rPr>
+              <w:t xml:space="preserve">#476</w:t>
+            </w:r>
+          </w:p>
+        </w:tc>
+        <w:tc>
+          <w:tcPr>
+            <w:tcW w:type="dxa" w:w="800"/>
+            <w:tcBorders>
+              <w:top w:val="single" w:color="CCCCCC" w:sz="1"/>
+              <w:left w:val="single" w:color="CCCCCC" w:sz="1"/>
+              <w:bottom w:val="single" w:color="CCCCCC" w:sz="1"/>
+              <w:right w:val="single" w:color="CCCCCC" w:sz="1"/>
+            </w:tcBorders>
+            <w:tcMar>
+              <w:top w:type="dxa" w:w="80"/>
+              <w:left w:type="dxa" w:w="100"/>
+              <w:bottom w:type="dxa" w:w="80"/>
+              <w:right w:type="dxa" w:w="100"/>
+            </w:tcMar>
+          </w:tcPr>
+          <w:p>
+            <w:pPr>
+              <w:spacing w:after="0"/>
+              <w:jc w:val="center"/>
+            </w:pPr>
+            <w:r>
+              <w:rPr>
+                <w:rFonts w:ascii="Courier New" w:cs="Courier New" w:eastAsia="Courier New" w:hAnsi="Courier New"/>
+                <w:b/>
+                <w:bCs/>
+                <w:sz w:val="18"/>
+                <w:szCs w:val="18"/>
+              </w:rPr>
+              <w:t xml:space="preserve">fix</w:t>
+            </w:r>
+          </w:p>
+        </w:tc>
+        <w:tc>
+          <w:tcPr>
+            <w:tcW w:type="dxa" w:w="5060"/>
+            <w:tcBorders>
+              <w:top w:val="single" w:color="CCCCCC" w:sz="1"/>
+              <w:left w:val="single" w:color="CCCCCC" w:sz="1"/>
+              <w:bottom w:val="single" w:color="CCCCCC" w:sz="1"/>
+              <w:right w:val="single" w:color="CCCCCC" w:sz="1"/>
+            </w:tcBorders>
+            <w:tcMar>
+              <w:top w:type="dxa" w:w="80"/>
+              <w:left w:type="dxa" w:w="100"/>
+              <w:bottom w:type="dxa" w:w="80"/>
+              <w:right w:type="dxa" w:w="100"/>
+            </w:tcMar>
+          </w:tcPr>
+          <w:p>
+            <w:pPr>
+              <w:spacing w:after="0"/>
+              <w:jc w:val="left"/>
+            </w:pPr>
+            <w:r>
+              <w:rPr>
+                <w:sz w:val="18"/>
+                <w:szCs w:val="18"/>
+              </w:rPr>
+              <w:t xml:space="preserve">Eighteen multi-language CSV tables and RFC 4180-correct parsing — fixes silent data drop for Rust, Go, C++, and Java repositories during bulk load.</w:t>
+            </w:r>
+          </w:p>
+        </w:tc>
+        <w:tc>
+          <w:tcPr>
+            <w:tcW w:type="dxa" w:w="1400"/>
+            <w:tcBorders>
+              <w:top w:val="single" w:color="CCCCCC" w:sz="1"/>
+              <w:left w:val="single" w:color="CCCCCC" w:sz="1"/>
+              <w:bottom w:val="single" w:color="CCCCCC" w:sz="1"/>
+              <w:right w:val="single" w:color="CCCCCC" w:sz="1"/>
+            </w:tcBorders>
+            <w:tcMar>
+              <w:top w:type="dxa" w:w="80"/>
+              <w:left w:type="dxa" w:w="100"/>
+              <w:bottom w:type="dxa" w:w="80"/>
+              <w:right w:type="dxa" w:w="100"/>
+            </w:tcMar>
+          </w:tcPr>
+          <w:p>
+            <w:pPr>
+              <w:spacing w:after="0"/>
+              <w:jc w:val="center"/>
+            </w:pPr>
+            <w:r>
+              <w:rPr>
+                <w:rFonts w:ascii="Courier New" w:cs="Courier New" w:eastAsia="Courier New" w:hAnsi="Courier New"/>
+                <w:sz w:val="18"/>
+                <w:szCs w:val="18"/>
+              </w:rPr>
+              <w:t xml:space="preserve">+315 / −10</w:t>
+            </w:r>
+          </w:p>
+        </w:tc>
+        <w:tc>
+          <w:tcPr>
+            <w:tcW w:type="dxa" w:w="1400"/>
+            <w:tcBorders>
+              <w:top w:val="single" w:color="CCCCCC" w:sz="1"/>
+              <w:left w:val="single" w:color="CCCCCC" w:sz="1"/>
+              <w:bottom w:val="single" w:color="CCCCCC" w:sz="1"/>
+              <w:right w:val="single" w:color="CCCCCC" w:sz="1"/>
+            </w:tcBorders>
+            <w:tcMar>
+              <w:top w:type="dxa" w:w="80"/>
+              <w:left w:type="dxa" w:w="100"/>
+              <w:bottom w:type="dxa" w:w="80"/>
+              <w:right w:type="dxa" w:w="100"/>
+            </w:tcMar>
+          </w:tcPr>
+          <w:p>
+            <w:pPr>
+              <w:spacing w:after="0"/>
+              <w:jc w:val="center"/>
+            </w:pPr>
+            <w:r>
+              <w:rPr>
+                <w:sz w:val="18"/>
+                <w:szCs w:val="18"/>
+              </w:rPr>
+              <w:t xml:space="preserve">7 files</w:t>
+            </w:r>
+          </w:p>
+        </w:tc>
+      </w:tr>
+      <w:tr>
+        <w:tc>
+          <w:tcPr>
+            <w:tcW w:type="dxa" w:w="700"/>
+            <w:tcBorders>
+              <w:top w:val="single" w:color="CCCCCC" w:sz="1"/>
+              <w:left w:val="single" w:color="CCCCCC" w:sz="1"/>
+              <w:bottom w:val="single" w:color="CCCCCC" w:sz="1"/>
+              <w:right w:val="single" w:color="CCCCCC" w:sz="1"/>
+            </w:tcBorders>
+            <w:tcMar>
+              <w:top w:type="dxa" w:w="80"/>
+              <w:left w:type="dxa" w:w="100"/>
+              <w:bottom w:type="dxa" w:w="80"/>
+              <w:right w:type="dxa" w:w="100"/>
+            </w:tcMar>
+          </w:tcPr>
+          <w:p>
+            <w:pPr>
+              <w:spacing w:after="0"/>
+              <w:jc w:val="center"/>
+            </w:pPr>
+            <w:r>
+              <w:rPr>
+                <w:b/>
+                <w:bCs/>
+                <w:color w:val="8B0000"/>
+                <w:sz w:val="18"/>
+                <w:szCs w:val="18"/>
+              </w:rPr>
+              <w:t xml:space="preserve">#477</w:t>
+            </w:r>
+          </w:p>
+        </w:tc>
+        <w:tc>
+          <w:tcPr>
+            <w:tcW w:type="dxa" w:w="800"/>
+            <w:tcBorders>
+              <w:top w:val="single" w:color="CCCCCC" w:sz="1"/>
+              <w:left w:val="single" w:color="CCCCCC" w:sz="1"/>
+              <w:bottom w:val="single" w:color="CCCCCC" w:sz="1"/>
+              <w:right w:val="single" w:color="CCCCCC" w:sz="1"/>
+            </w:tcBorders>
+            <w:tcMar>
+              <w:top w:type="dxa" w:w="80"/>
+              <w:left w:type="dxa" w:w="100"/>
+              <w:bottom w:type="dxa" w:w="80"/>
+              <w:right w:type="dxa" w:w="100"/>
+            </w:tcMar>
+          </w:tcPr>
+          <w:p>
+            <w:pPr>
+              <w:spacing w:after="0"/>
+              <w:jc w:val="center"/>
+            </w:pPr>
+            <w:r>
+              <w:rPr>
+                <w:rFonts w:ascii="Courier New" w:cs="Courier New" w:eastAsia="Courier New" w:hAnsi="Courier New"/>
+                <w:b/>
+                <w:bCs/>
+                <w:sz w:val="18"/>
+                <w:szCs w:val="18"/>
+              </w:rPr>
+              <w:t xml:space="preserve">perf</w:t>
+            </w:r>
+          </w:p>
+        </w:tc>
+        <w:tc>
+          <w:tcPr>
+            <w:tcW w:type="dxa" w:w="5060"/>
+            <w:tcBorders>
+              <w:top w:val="single" w:color="CCCCCC" w:sz="1"/>
+              <w:left w:val="single" w:color="CCCCCC" w:sz="1"/>
+              <w:bottom w:val="single" w:color="CCCCCC" w:sz="1"/>
+              <w:right w:val="single" w:color="CCCCCC" w:sz="1"/>
+            </w:tcBorders>
+            <w:tcMar>
+              <w:top w:type="dxa" w:w="80"/>
+              <w:left w:type="dxa" w:w="100"/>
+              <w:bottom w:type="dxa" w:w="80"/>
+              <w:right w:type="dxa" w:w="100"/>
+            </w:tcMar>
+          </w:tcPr>
+          <w:p>
+            <w:pPr>
+              <w:spacing w:after="0"/>
+              <w:jc w:val="left"/>
+            </w:pPr>
+            <w:r>
+              <w:rPr>
+                <w:sz w:val="18"/>
+                <w:szCs w:val="18"/>
+              </w:rPr>
+              <w:t xml:space="preserve">O(1) node, file-path, and highlight-set lookups; memoization; bundle deep-imports; React correctness fixes (stale deps, RAF cleanup, unmount guards).</w:t>
+            </w:r>
+          </w:p>
+        </w:tc>
+        <w:tc>
+          <w:tcPr>
+            <w:tcW w:type="dxa" w:w="1400"/>
+            <w:tcBorders>
+              <w:top w:val="single" w:color="CCCCCC" w:sz="1"/>
+              <w:left w:val="single" w:color="CCCCCC" w:sz="1"/>
+              <w:bottom w:val="single" w:color="CCCCCC" w:sz="1"/>
+              <w:right w:val="single" w:color="CCCCCC" w:sz="1"/>
+            </w:tcBorders>
+            <w:tcMar>
+              <w:top w:type="dxa" w:w="80"/>
+              <w:left w:type="dxa" w:w="100"/>
+              <w:bottom w:type="dxa" w:w="80"/>
+              <w:right w:type="dxa" w:w="100"/>
+            </w:tcMar>
+          </w:tcPr>
+          <w:p>
+            <w:pPr>
+              <w:spacing w:after="0"/>
+              <w:jc w:val="center"/>
+            </w:pPr>
+            <w:r>
+              <w:rPr>
+                <w:rFonts w:ascii="Courier New" w:cs="Courier New" w:eastAsia="Courier New" w:hAnsi="Courier New"/>
+                <w:sz w:val="18"/>
+                <w:szCs w:val="18"/>
+              </w:rPr>
+              <w:t xml:space="preserve">+949 / −643</w:t>
+            </w:r>
+          </w:p>
+        </w:tc>
+        <w:tc>
+          <w:tcPr>
+            <w:tcW w:type="dxa" w:w="1400"/>
+            <w:tcBorders>
+              <w:top w:val="single" w:color="CCCCCC" w:sz="1"/>
+              <w:left w:val="single" w:color="CCCCCC" w:sz="1"/>
+              <w:bottom w:val="single" w:color="CCCCCC" w:sz="1"/>
+              <w:right w:val="single" w:color="CCCCCC" w:sz="1"/>
+            </w:tcBorders>
+            <w:tcMar>
+              <w:top w:type="dxa" w:w="80"/>
+              <w:left w:type="dxa" w:w="100"/>
+              <w:bottom w:type="dxa" w:w="80"/>
+              <w:right w:type="dxa" w:w="100"/>
+            </w:tcMar>
+          </w:tcPr>
+          <w:p>
+            <w:pPr>
+              <w:spacing w:after="0"/>
+              <w:jc w:val="center"/>
+            </w:pPr>
+            <w:r>
+              <w:rPr>
+                <w:sz w:val="18"/>
+                <w:szCs w:val="18"/>
+              </w:rPr>
+              <w:t xml:space="preserve">30 files</w:t>
+            </w:r>
+          </w:p>
+        </w:tc>
+      </w:tr>
+      <w:tr>
+        <w:tc>
+          <w:tcPr>
+            <w:tcW w:type="dxa" w:w="700"/>
+            <w:tcBorders>
+              <w:top w:val="single" w:color="CCCCCC" w:sz="1"/>
+              <w:left w:val="single" w:color="CCCCCC" w:sz="1"/>
+              <w:bottom w:val="single" w:color="CCCCCC" w:sz="1"/>
+              <w:right w:val="single" w:color="CCCCCC" w:sz="1"/>
+            </w:tcBorders>
+            <w:tcMar>
+              <w:top w:type="dxa" w:w="80"/>
+              <w:left w:type="dxa" w:w="100"/>
+              <w:bottom w:type="dxa" w:w="80"/>
+              <w:right w:type="dxa" w:w="100"/>
+            </w:tcMar>
+          </w:tcPr>
+          <w:p>
+            <w:pPr>
+              <w:spacing w:after="0"/>
+              <w:jc w:val="center"/>
+            </w:pPr>
+            <w:r>
+              <w:rPr>
+                <w:b/>
+                <w:bCs/>
+                <w:color w:val="8B0000"/>
+                <w:sz w:val="18"/>
+                <w:szCs w:val="18"/>
+              </w:rPr>
+              <w:t xml:space="preserve">#486</w:t>
+            </w:r>
+          </w:p>
+        </w:tc>
+        <w:tc>
+          <w:tcPr>
+            <w:tcW w:type="dxa" w:w="800"/>
+            <w:tcBorders>
+              <w:top w:val="single" w:color="CCCCCC" w:sz="1"/>
+              <w:left w:val="single" w:color="CCCCCC" w:sz="1"/>
+              <w:bottom w:val="single" w:color="CCCCCC" w:sz="1"/>
+              <w:right w:val="single" w:color="CCCCCC" w:sz="1"/>
+            </w:tcBorders>
+            <w:tcMar>
+              <w:top w:type="dxa" w:w="80"/>
+              <w:left w:type="dxa" w:w="100"/>
+              <w:bottom w:type="dxa" w:w="80"/>
+              <w:right w:type="dxa" w:w="100"/>
+            </w:tcMar>
+          </w:tcPr>
+          <w:p>
+            <w:pPr>
+              <w:spacing w:after="0"/>
+              <w:jc w:val="center"/>
+            </w:pPr>
+            <w:r>
+              <w:rPr>
+                <w:rFonts w:ascii="Courier New" w:cs="Courier New" w:eastAsia="Courier New" w:hAnsi="Courier New"/>
+                <w:b/>
+                <w:bCs/>
+                <w:sz w:val="18"/>
+                <w:szCs w:val="18"/>
+              </w:rPr>
+              <w:t xml:space="preserve">ci</w:t>
+            </w:r>
+          </w:p>
+        </w:tc>
+        <w:tc>
+          <w:tcPr>
+            <w:tcW w:type="dxa" w:w="5060"/>
+            <w:tcBorders>
+              <w:top w:val="single" w:color="CCCCCC" w:sz="1"/>
+              <w:left w:val="single" w:color="CCCCCC" w:sz="1"/>
+              <w:bottom w:val="single" w:color="CCCCCC" w:sz="1"/>
+              <w:right w:val="single" w:color="CCCCCC" w:sz="1"/>
+            </w:tcBorders>
+            <w:tcMar>
+              <w:top w:type="dxa" w:w="80"/>
+              <w:left w:type="dxa" w:w="100"/>
+              <w:bottom w:type="dxa" w:w="80"/>
+              <w:right w:type="dxa" w:w="100"/>
+            </w:tcMar>
+          </w:tcPr>
+          <w:p>
+            <w:pPr>
+              <w:spacing w:after="0"/>
+              <w:jc w:val="left"/>
+            </w:pPr>
+            <w:r>
+              <w:rPr>
+                <w:sz w:val="18"/>
+                <w:szCs w:val="18"/>
+              </w:rPr>
+              <w:t xml:space="preserve">End-to-end CI workflow, web typecheck job, pre-commit hook, and a 58-test Vitest suite plus 5 Playwright E2E tests.</w:t>
+            </w:r>
+          </w:p>
+        </w:tc>
+        <w:tc>
+          <w:tcPr>
+            <w:tcW w:type="dxa" w:w="1400"/>
+            <w:tcBorders>
+              <w:top w:val="single" w:color="CCCCCC" w:sz="1"/>
+              <w:left w:val="single" w:color="CCCCCC" w:sz="1"/>
+              <w:bottom w:val="single" w:color="CCCCCC" w:sz="1"/>
+              <w:right w:val="single" w:color="CCCCCC" w:sz="1"/>
+            </w:tcBorders>
+            <w:tcMar>
+              <w:top w:type="dxa" w:w="80"/>
+              <w:left w:type="dxa" w:w="100"/>
+              <w:bottom w:type="dxa" w:w="80"/>
+              <w:right w:type="dxa" w:w="100"/>
+            </w:tcMar>
+          </w:tcPr>
+          <w:p>
+            <w:pPr>
+              <w:spacing w:after="0"/>
+              <w:jc w:val="center"/>
+            </w:pPr>
+            <w:r>
+              <w:rPr>
+                <w:rFonts w:ascii="Courier New" w:cs="Courier New" w:eastAsia="Courier New" w:hAnsi="Courier New"/>
+                <w:sz w:val="18"/>
+                <w:szCs w:val="18"/>
+              </w:rPr>
+              <w:t xml:space="preserve">+3,439 / −1,169</w:t>
+            </w:r>
+          </w:p>
+        </w:tc>
+        <w:tc>
+          <w:tcPr>
+            <w:tcW w:type="dxa" w:w="1400"/>
+            <w:tcBorders>
+              <w:top w:val="single" w:color="CCCCCC" w:sz="1"/>
+              <w:left w:val="single" w:color="CCCCCC" w:sz="1"/>
+              <w:bottom w:val="single" w:color="CCCCCC" w:sz="1"/>
+              <w:right w:val="single" w:color="CCCCCC" w:sz="1"/>
+            </w:tcBorders>
+            <w:tcMar>
+              <w:top w:type="dxa" w:w="80"/>
+              <w:left w:type="dxa" w:w="100"/>
+              <w:bottom w:type="dxa" w:w="80"/>
+              <w:right w:type="dxa" w:w="100"/>
+            </w:tcMar>
+          </w:tcPr>
+          <w:p>
+            <w:pPr>
+              <w:spacing w:after="0"/>
+              <w:jc w:val="center"/>
+            </w:pPr>
+            <w:r>
+              <w:rPr>
+                <w:sz w:val="18"/>
+                <w:szCs w:val="18"/>
+              </w:rPr>
+              <w:t xml:space="preserve">28 files</w:t>
+            </w:r>
+          </w:p>
+        </w:tc>
+      </w:tr>
+      <w:tr>
+        <w:tc>
+          <w:tcPr>
+            <w:tcW w:type="dxa" w:w="700"/>
+            <w:tcBorders>
+              <w:top w:val="single" w:color="CCCCCC" w:sz="1"/>
+              <w:left w:val="single" w:color="CCCCCC" w:sz="1"/>
+              <w:bottom w:val="single" w:color="CCCCCC" w:sz="1"/>
+              <w:right w:val="single" w:color="CCCCCC" w:sz="1"/>
+            </w:tcBorders>
+            <w:tcMar>
+              <w:top w:type="dxa" w:w="80"/>
+              <w:left w:type="dxa" w:w="100"/>
+              <w:bottom w:type="dxa" w:w="80"/>
+              <w:right w:type="dxa" w:w="100"/>
+            </w:tcMar>
+          </w:tcPr>
+          <w:p>
+            <w:pPr>
+              <w:spacing w:after="0"/>
+              <w:jc w:val="center"/>
+            </w:pPr>
+            <w:r>
+              <w:rPr>
+                <w:b/>
+                <w:bCs/>
+                <w:color w:val="8B0000"/>
+                <w:sz w:val="18"/>
+                <w:szCs w:val="18"/>
+              </w:rPr>
+              <w:t xml:space="preserve">#479</w:t>
+            </w:r>
+          </w:p>
+        </w:tc>
+        <w:tc>
+          <w:tcPr>
+            <w:tcW w:type="dxa" w:w="800"/>
+            <w:tcBorders>
+              <w:top w:val="single" w:color="CCCCCC" w:sz="1"/>
+              <w:left w:val="single" w:color="CCCCCC" w:sz="1"/>
+              <w:bottom w:val="single" w:color="CCCCCC" w:sz="1"/>
+              <w:right w:val="single" w:color="CCCCCC" w:sz="1"/>
+            </w:tcBorders>
+            <w:tcMar>
+              <w:top w:type="dxa" w:w="80"/>
+              <w:left w:type="dxa" w:w="100"/>
+              <w:bottom w:type="dxa" w:w="80"/>
+              <w:right w:type="dxa" w:w="100"/>
+            </w:tcMar>
+          </w:tcPr>
+          <w:p>
+            <w:pPr>
+              <w:spacing w:after="0"/>
+              <w:jc w:val="center"/>
+            </w:pPr>
+            <w:r>
+              <w:rPr>
+                <w:rFonts w:ascii="Courier New" w:cs="Courier New" w:eastAsia="Courier New" w:hAnsi="Courier New"/>
+                <w:b/>
+                <w:bCs/>
+                <w:sz w:val="18"/>
+                <w:szCs w:val="18"/>
+              </w:rPr>
+              <w:t xml:space="preserve">docs</w:t>
+            </w:r>
+          </w:p>
+        </w:tc>
+        <w:tc>
+          <w:tcPr>
+            <w:tcW w:type="dxa" w:w="5060"/>
+            <w:tcBorders>
+              <w:top w:val="single" w:color="CCCCCC" w:sz="1"/>
+              <w:left w:val="single" w:color="CCCCCC" w:sz="1"/>
+              <w:bottom w:val="single" w:color="CCCCCC" w:sz="1"/>
+              <w:right w:val="single" w:color="CCCCCC" w:sz="1"/>
+            </w:tcBorders>
+            <w:tcMar>
+              <w:top w:type="dxa" w:w="80"/>
+              <w:left w:type="dxa" w:w="100"/>
+              <w:bottom w:type="dxa" w:w="80"/>
+              <w:right w:type="dxa" w:w="100"/>
+            </w:tcMar>
+          </w:tcPr>
+          <w:p>
+            <w:pPr>
+              <w:spacing w:after="0"/>
+              <w:jc w:val="left"/>
+            </w:pPr>
+            <w:r>
+              <w:rPr>
+                <w:sz w:val="18"/>
+                <w:szCs w:val="18"/>
+              </w:rPr>
+              <w:t xml:space="preserve">Layered agent-development framework (AGENTS.md, GUARDRAILS.md, RUNBOOK.md, TESTING.md, ARCHITECTURE.md), GitHub PR / issue templates, Cursor rules, and an eval-harness refactor with property-based Hypothesis tests.</w:t>
+            </w:r>
+          </w:p>
+        </w:tc>
+        <w:tc>
+          <w:tcPr>
+            <w:tcW w:type="dxa" w:w="1400"/>
+            <w:tcBorders>
+              <w:top w:val="single" w:color="CCCCCC" w:sz="1"/>
+              <w:left w:val="single" w:color="CCCCCC" w:sz="1"/>
+              <w:bottom w:val="single" w:color="CCCCCC" w:sz="1"/>
+              <w:right w:val="single" w:color="CCCCCC" w:sz="1"/>
+            </w:tcBorders>
+            <w:tcMar>
+              <w:top w:type="dxa" w:w="80"/>
+              <w:left w:type="dxa" w:w="100"/>
+              <w:bottom w:type="dxa" w:w="80"/>
+              <w:right w:type="dxa" w:w="100"/>
+            </w:tcMar>
+          </w:tcPr>
+          <w:p>
+            <w:pPr>
+              <w:spacing w:after="0"/>
+              <w:jc w:val="center"/>
+            </w:pPr>
+            <w:r>
+              <w:rPr>
+                <w:rFonts w:ascii="Courier New" w:cs="Courier New" w:eastAsia="Courier New" w:hAnsi="Courier New"/>
+                <w:sz w:val="18"/>
+                <w:szCs w:val="18"/>
+              </w:rPr>
+              <w:t xml:space="preserve">+3,985 / −280</w:t>
+            </w:r>
+          </w:p>
+        </w:tc>
+        <w:tc>
+          <w:tcPr>
+            <w:tcW w:type="dxa" w:w="1400"/>
+            <w:tcBorders>
+              <w:top w:val="single" w:color="CCCCCC" w:sz="1"/>
+              <w:left w:val="single" w:color="CCCCCC" w:sz="1"/>
+              <w:bottom w:val="single" w:color="CCCCCC" w:sz="1"/>
+              <w:right w:val="single" w:color="CCCCCC" w:sz="1"/>
+            </w:tcBorders>
+            <w:tcMar>
+              <w:top w:type="dxa" w:w="80"/>
+              <w:left w:type="dxa" w:w="100"/>
+              <w:bottom w:type="dxa" w:w="80"/>
+              <w:right w:type="dxa" w:w="100"/>
+            </w:tcMar>
+          </w:tcPr>
+          <w:p>
+            <w:pPr>
+              <w:spacing w:after="0"/>
+              <w:jc w:val="center"/>
+            </w:pPr>
+            <w:r>
+              <w:rPr>
+                <w:sz w:val="18"/>
+                <w:szCs w:val="18"/>
+              </w:rPr>
+              <w:t xml:space="preserve">35 files</w:t>
+            </w:r>
+          </w:p>
+        </w:tc>
+      </w:tr>
+      <w:tr>
+        <w:tc>
+          <w:tcPr>
+            <w:tcW w:type="dxa" w:w="700"/>
+            <w:tcBorders>
+              <w:top w:val="single" w:color="CCCCCC" w:sz="1"/>
+              <w:left w:val="single" w:color="CCCCCC" w:sz="1"/>
+              <w:bottom w:val="single" w:color="CCCCCC" w:sz="1"/>
+              <w:right w:val="single" w:color="CCCCCC" w:sz="1"/>
+            </w:tcBorders>
+            <w:shd w:fill="F5EEEE" w:val="clear"/>
+            <w:tcMar>
+              <w:top w:type="dxa" w:w="80"/>
+              <w:left w:type="dxa" w:w="100"/>
+              <w:bottom w:type="dxa" w:w="80"/>
+              <w:right w:type="dxa" w:w="100"/>
+            </w:tcMar>
+          </w:tcPr>
+          <w:p>
+            <w:pPr>
+              <w:spacing w:after="0"/>
+              <w:jc w:val="center"/>
+            </w:pPr>
+            <w:r>
+              <w:rPr>
+                <w:b/>
+                <w:bCs/>
+                <w:color w:val="11141A"/>
+                <w:sz w:val="18"/>
+                <w:szCs w:val="18"/>
+              </w:rPr>
+              <w:t xml:space="preserve"/>
+            </w:r>
+          </w:p>
+        </w:tc>
+        <w:tc>
+          <w:tcPr>
+            <w:tcW w:type="dxa" w:w="800"/>
+            <w:tcBorders>
+              <w:top w:val="single" w:color="CCCCCC" w:sz="1"/>
+              <w:left w:val="single" w:color="CCCCCC" w:sz="1"/>
+              <w:bottom w:val="single" w:color="CCCCCC" w:sz="1"/>
+              <w:right w:val="single" w:color="CCCCCC" w:sz="1"/>
+            </w:tcBorders>
+            <w:shd w:fill="F5EEEE" w:val="clear"/>
+            <w:tcMar>
+              <w:top w:type="dxa" w:w="80"/>
+              <w:left w:type="dxa" w:w="100"/>
+              <w:bottom w:type="dxa" w:w="80"/>
+              <w:right w:type="dxa" w:w="100"/>
+            </w:tcMar>
+          </w:tcPr>
+          <w:p>
+            <w:pPr>
+              <w:spacing w:after="0"/>
+              <w:jc w:val="center"/>
+            </w:pPr>
+            <w:r>
+              <w:rPr>
+                <w:b/>
+                <w:bCs/>
+                <w:color w:val="11141A"/>
+                <w:sz w:val="18"/>
+                <w:szCs w:val="18"/>
+              </w:rPr>
+              <w:t xml:space="preserve">6 PRs</w:t>
+            </w:r>
+          </w:p>
+        </w:tc>
+        <w:tc>
+          <w:tcPr>
+            <w:tcW w:type="dxa" w:w="5060"/>
+            <w:tcBorders>
+              <w:top w:val="single" w:color="CCCCCC" w:sz="1"/>
+              <w:left w:val="single" w:color="CCCCCC" w:sz="1"/>
+              <w:bottom w:val="single" w:color="CCCCCC" w:sz="1"/>
+              <w:right w:val="single" w:color="CCCCCC" w:sz="1"/>
+            </w:tcBorders>
+            <w:shd w:fill="F5EEEE" w:val="clear"/>
+            <w:tcMar>
+              <w:top w:type="dxa" w:w="80"/>
+              <w:left w:type="dxa" w:w="100"/>
+              <w:bottom w:type="dxa" w:w="80"/>
+              <w:right w:type="dxa" w:w="100"/>
+            </w:tcMar>
+          </w:tcPr>
+          <w:p>
+            <w:pPr>
+              <w:spacing w:after="0"/>
+              <w:jc w:val="left"/>
+            </w:pPr>
+            <w:r>
+              <w:rPr>
+                <w:b/>
+                <w:bCs/>
+                <w:color w:val="11141A"/>
+                <w:sz w:val="18"/>
+                <w:szCs w:val="18"/>
+              </w:rPr>
+              <w:t xml:space="preserve">Totals</w:t>
+            </w:r>
+          </w:p>
+        </w:tc>
+        <w:tc>
+          <w:tcPr>
+            <w:tcW w:type="dxa" w:w="1400"/>
+            <w:tcBorders>
+              <w:top w:val="single" w:color="CCCCCC" w:sz="1"/>
+              <w:left w:val="single" w:color="CCCCCC" w:sz="1"/>
+              <w:bottom w:val="single" w:color="CCCCCC" w:sz="1"/>
+              <w:right w:val="single" w:color="CCCCCC" w:sz="1"/>
+            </w:tcBorders>
+            <w:shd w:fill="F5EEEE" w:val="clear"/>
+            <w:tcMar>
+              <w:top w:type="dxa" w:w="80"/>
+              <w:left w:type="dxa" w:w="100"/>
+              <w:bottom w:type="dxa" w:w="80"/>
+              <w:right w:type="dxa" w:w="100"/>
+            </w:tcMar>
+          </w:tcPr>
+          <w:p>
+            <w:pPr>
+              <w:spacing w:after="0"/>
+              <w:jc w:val="center"/>
+            </w:pPr>
+            <w:r>
+              <w:rPr>
+                <w:rFonts w:ascii="Courier New" w:cs="Courier New" w:eastAsia="Courier New" w:hAnsi="Courier New"/>
+                <w:b/>
+                <w:bCs/>
+                <w:color w:val="11141A"/>
+                <w:sz w:val="18"/>
+                <w:szCs w:val="18"/>
+              </w:rPr>
+              <w:t xml:space="preserve">+9,701 / −2,434</w:t>
+            </w:r>
+          </w:p>
+        </w:tc>
+        <w:tc>
+          <w:tcPr>
+            <w:tcW w:type="dxa" w:w="1400"/>
+            <w:tcBorders>
+              <w:top w:val="single" w:color="CCCCCC" w:sz="1"/>
+              <w:left w:val="single" w:color="CCCCCC" w:sz="1"/>
+              <w:bottom w:val="single" w:color="CCCCCC" w:sz="1"/>
+              <w:right w:val="single" w:color="CCCCCC" w:sz="1"/>
+            </w:tcBorders>
+            <w:shd w:fill="F5EEEE" w:val="clear"/>
+            <w:tcMar>
+              <w:top w:type="dxa" w:w="80"/>
+              <w:left w:type="dxa" w:w="100"/>
+              <w:bottom w:type="dxa" w:w="80"/>
+              <w:right w:type="dxa" w:w="100"/>
+            </w:tcMar>
+          </w:tcPr>
+          <w:p>
+            <w:pPr>
+              <w:spacing w:after="0"/>
+              <w:jc w:val="center"/>
+            </w:pPr>
+            <w:r>
+              <w:rPr>
+                <w:b/>
+                <w:bCs/>
+                <w:color w:val="11141A"/>
+                <w:sz w:val="18"/>
+                <w:szCs w:val="18"/>
+              </w:rPr>
+              <w:t xml:space="preserve">119 files</w:t>
+            </w:r>
+          </w:p>
+        </w:tc>
+      </w:tr>
+    </w:tbl>
+    <w:p>
+      <w:pPr>
+        <w:pStyle w:val="Heading2"/>
+        <w:spacing w:after="80" w:before="200"/>
+      </w:pPr>
+      <w:r>
+        <w:rPr>
+          <w:b/>
+          <w:bCs/>
+          <w:color w:val="11141A"/>
+          <w:sz w:val="24"/>
+          <w:szCs w:val="24"/>
+        </w:rPr>
+        <w:t xml:space="preserve">Why these contributions matter</w:t>
+      </w:r>
+    </w:p>
+    <w:p>
+      <w:pPr>
+        <w:pStyle w:val="ListParagraph"/>
+        <w:numPr>
+          <w:ilvl w:val="0"/>
+          <w:numId w:val="2"/>
+        </w:numPr>
+        <w:spacing w:after="80" w:line="280"/>
+      </w:pPr>
+      <w:r>
+        <w:rPr>
+          <w:b/>
+          <w:bCs/>
+          <w:sz w:val="22"/>
+          <w:szCs w:val="22"/>
+        </w:rPr>
+        <w:t xml:space="preserve">Substance, not boilerplate. </w:t>
+      </w:r>
+      <w:r>
+        <w:rPr>
+          <w:sz w:val="22"/>
+          <w:szCs w:val="22"/>
+        </w:rPr>
+        <w:t xml:space="preserve">The merged work spans critical bug fixes, security hardening (SQL/Cypher injection, XSS via SVG), data-pipeline correctness for non-JS/TS languages, performance refactors, CI infrastructure, and a full agent-governance documentation framework. Across all six PRs, +9,701 lines were added and −2,434 removed across 119 files in 54 commits.</w:t>
+      </w:r>
+    </w:p>
+    <w:p>
+      <w:pPr>
+        <w:pStyle w:val="ListParagraph"/>
+        <w:numPr>
+          <w:ilvl w:val="0"/>
+          <w:numId w:val="2"/>
+        </w:numPr>
+        <w:spacing w:after="80" w:line="280"/>
+      </w:pPr>
+      <w:r>
+        <w:rPr>
+          <w:b/>
+          <w:bCs/>
+          <w:sz w:val="22"/>
+          <w:szCs w:val="22"/>
+        </w:rPr>
+        <w:t xml:space="preserve">Reviewed and accepted by an upstream maintainer. </w:t>
+      </w:r>
+      <w:r>
+        <w:rPr>
+          <w:sz w:val="22"/>
+          <w:szCs w:val="22"/>
+        </w:rPr>
+        <w:t xml:space="preserve">Each pull request was reviewed (4–8 review comments per PR), iterated on, and merged into the main branch of a 28,000-star repository. These are not vanity forks — they ship in the upstream product to every downstream user.</w:t>
+      </w:r>
+    </w:p>
+    <w:p>
+      <w:pPr>
+        <w:pStyle w:val="ListParagraph"/>
+        <w:numPr>
+          <w:ilvl w:val="0"/>
+          <w:numId w:val="2"/>
+        </w:numPr>
+        <w:spacing w:after="80" w:line="280"/>
+      </w:pPr>
+      <w:r>
+        <w:rPr>
+          <w:b/>
+          <w:bCs/>
+          <w:sz w:val="22"/>
+          <w:szCs w:val="22"/>
+        </w:rPr>
+        <w:t xml:space="preserve">Same governance discipline shipped externally. </w:t>
+      </w:r>
+      <w:r>
+        <w:rPr>
+          <w:sz w:val="22"/>
+          <w:szCs w:val="22"/>
+        </w:rPr>
+        <w:t xml:space="preserve">PR #479 ports the AGENTS.md / GUARDRAILS.md / TESTING.md / RUNBOOK.md framework that is also used inside the Mediaite investigation — establishing that the same operating discipline applied to the forensic engagement is independently endorsed by, and merged into, a major open-source project that the broader AI-engineering community has chosen to amplify.</w:t>
       </w:r>
     </w:p>
     <w:p>
@@ -2850,7 +4376,7 @@
           <w:sz w:val="28"/>
           <w:szCs w:val="28"/>
         </w:rPr>
-        <w:t xml:space="preserve">Contact</w:t>
+        <w:t xml:space="preserve">Responsible-Use Posture</w:t>
       </w:r>
     </w:p>
     <w:p>
@@ -2860,8 +4386,108 @@
       </w:pPr>
       <w:r>
         <w:rPr>
+          <w:sz w:val="22"/>
+          <w:szCs w:val="22"/>
+        </w:rPr>
+        <w:t xml:space="preserve">Stylometric and embedding-based analysis can be misused. Abstract Data’s standing policy — encoded in the project’s docs/GUARDRAILS.md and README — is that these techniques identify statistical signals, not individual guilt, and that findings are always delivered with their methodological caveats intact.</w:t>
+      </w:r>
+    </w:p>
+    <w:p>
+      <w:pPr>
+        <w:pStyle w:val="ListParagraph"/>
+        <w:numPr>
+          <w:ilvl w:val="0"/>
+          <w:numId w:val="2"/>
+        </w:numPr>
+        <w:spacing w:after="80" w:line="280"/>
+      </w:pPr>
+      <w:r>
+        <w:rPr>
+          <w:sz w:val="22"/>
+          <w:szCs w:val="22"/>
+        </w:rPr>
+        <w:t xml:space="preserve">The pipeline reports convergence between independent lenses; single-lens signals are surfaced as indeterminate.</w:t>
+      </w:r>
+    </w:p>
+    <w:p>
+      <w:pPr>
+        <w:pStyle w:val="ListParagraph"/>
+        <w:numPr>
+          <w:ilvl w:val="0"/>
+          <w:numId w:val="2"/>
+        </w:numPr>
+        <w:spacing w:after="80" w:line="280"/>
+      </w:pPr>
+      <w:r>
+        <w:rPr>
+          <w:sz w:val="22"/>
+          <w:szCs w:val="22"/>
+        </w:rPr>
+        <w:t xml:space="preserve">Author-level findings are accompanied by confidence intervals, effect sizes, and the full list of features that moved.</w:t>
+      </w:r>
+    </w:p>
+    <w:p>
+      <w:pPr>
+        <w:pStyle w:val="ListParagraph"/>
+        <w:numPr>
+          <w:ilvl w:val="0"/>
+          <w:numId w:val="2"/>
+        </w:numPr>
+        <w:spacing w:after="80" w:line="280"/>
+      </w:pPr>
+      <w:r>
+        <w:rPr>
+          <w:sz w:val="22"/>
+          <w:szCs w:val="22"/>
+        </w:rPr>
+        <w:t xml:space="preserve">Raw corpora, intermediate features, and analysis artifacts are preserved so a third-party reviewer can re-run or contest any figure in the report.</w:t>
+      </w:r>
+    </w:p>
+    <w:p>
+      <w:pPr>
+        <w:pStyle w:val="ListParagraph"/>
+        <w:numPr>
+          <w:ilvl w:val="0"/>
+          <w:numId w:val="2"/>
+        </w:numPr>
+        <w:spacing w:after="80" w:line="280"/>
+      </w:pPr>
+      <w:r>
+        <w:rPr>
+          <w:sz w:val="22"/>
+          <w:szCs w:val="22"/>
+        </w:rPr>
+        <w:t xml:space="preserve">No scraping occurs outside the publicly accessible WordPress REST surface of the subject publication; PII handling rules are documented and enforced in code.</w:t>
+      </w:r>
+    </w:p>
+    <w:p>
+      <w:pPr>
+        <w:pStyle w:val="Heading1"/>
+        <w:pBdr>
+          <w:bottom w:val="single" w:color="8B0000" w:sz="8" w:space="4"/>
+        </w:pBdr>
+        <w:spacing w:after="120" w:before="240"/>
+      </w:pPr>
+      <w:r>
+        <w:rPr>
           <w:b/>
           <w:bCs/>
+          <w:color w:val="11141A"/>
+          <w:sz w:val="28"/>
+          <w:szCs w:val="28"/>
+        </w:rPr>
+        <w:t xml:space="preserve">Contact</w:t>
+      </w:r>
+    </w:p>
+    <w:p>
+      <w:pPr>
+        <w:spacing w:after="120" w:line="300"/>
+        <w:jc w:val="both"/>
+      </w:pPr>
+      <w:r>
+        <w:rPr>
+          <w:b/>
+          <w:bCs/>
           <w:sz w:val="22"/>
           <w:szCs w:val="22"/>
         </w:rPr>
@@ -2889,7 +4515,7 @@
         </w:rPr>
         <w:t xml:space="preserve">Web: </w:t>
       </w:r>
-      <w:hyperlink w:history="1" r:id="rIdirt78yua8ri9rjldhbeen">
+      <w:hyperlink w:history="1" r:id="rIdcu8o6ex1kbsli0xt7ordj">
         <w:r>
           <w:rPr>
             <w:rStyle w:val="Hyperlink"/>
@@ -2912,7 +4538,7 @@
         </w:rPr>
         <w:t xml:space="preserve">Firm: </w:t>
       </w:r>
-      <w:hyperlink w:history="1" r:id="rIdozbik_5auivvtpf-pqpvz">
+      <w:hyperlink w:history="1" r:id="rId_cfvpwww-0sfskz4pbvdl">
         <w:r>
           <w:rPr>
             <w:rStyle w:val="Hyperlink"/>
@@ -2935,7 +4561,7 @@
         </w:rPr>
         <w:t xml:space="preserve">Personal: </w:t>
       </w:r>
-      <w:hyperlink w:history="1" r:id="rId0uk6nde9gdxwgom3lymqw">
+      <w:hyperlink w:history="1" r:id="rIdns83zid6h2-wzho-zkiit">
         <w:r>
           <w:rPr>
             <w:rStyle w:val="Hyperlink"/>
@@ -2958,7 +4584,7 @@
         </w:rPr>
         <w:t xml:space="preserve">Investigation repository: </w:t>
       </w:r>
-      <w:hyperlink w:history="1" r:id="rIdcq1-8tqu6ihssclp5acfb">
+      <w:hyperlink w:history="1" r:id="rId8_5mylpuwre08aalfxj2b">
         <w:r>
           <w:rPr>
             <w:rStyle w:val="Hyperlink"/>
